--- a/2-Procedures/2-craft/1-Computer Maintenance/1-How to cleaning screen.docx
+++ b/2-Procedures/2-craft/1-Computer Maintenance/1-How to cleaning screen.docx
@@ -24,7 +24,8 @@
     <w:p>
       <w:pPr>
         <w:rPr>
-          <w:rFonts w:ascii="Roboto Mono" w:hAnsi="Roboto Mono"/>
+          <w:rFonts w:ascii="Arial" w:eastAsia="Arial" w:hAnsi="Arial"/>
+          <w:sz w:val="18"/>
         </w:rPr>
       </w:pPr>
       <w:r>
@@ -58,7 +59,7 @@
       </w:r>
       <w:r>
         <w:rPr>
-          <w:rFonts w:ascii="Arial" w:hAnsi="Arial" w:eastAsia="Arial"/>
+          <w:rFonts w:ascii="Arial" w:eastAsia="Arial" w:hAnsi="Arial"/>
           <w:sz w:val="18"/>
           <w:highlight w:val="lightGray"/>
         </w:rPr>
@@ -66,7 +67,7 @@
       </w:r>
       <w:r>
         <w:rPr>
-          <w:rFonts w:ascii="Arial" w:hAnsi="Arial" w:eastAsia="Arial"/>
+          <w:rFonts w:ascii="Arial" w:eastAsia="Arial" w:hAnsi="Arial"/>
           <w:b/>
           <w:bCs/>
           <w:sz w:val="18"/>
@@ -77,7 +78,7 @@
       </w:r>
       <w:r>
         <w:rPr>
-          <w:rFonts w:ascii="Arial" w:hAnsi="Arial" w:eastAsia="Arial"/>
+          <w:rFonts w:ascii="Arial" w:eastAsia="Arial" w:hAnsi="Arial"/>
           <w:sz w:val="18"/>
           <w:szCs w:val="18"/>
           <w:highlight w:val="lightGray"/>
@@ -86,7 +87,7 @@
       </w:r>
       <w:r>
         <w:rPr>
-          <w:rFonts w:ascii="Arial" w:hAnsi="Arial" w:eastAsia="Arial"/>
+          <w:rFonts w:ascii="Arial" w:eastAsia="Arial" w:hAnsi="Arial"/>
           <w:sz w:val="18"/>
           <w:szCs w:val="18"/>
           <w:highlight w:val="lightGray"/>
@@ -95,7 +96,7 @@
       </w:r>
       <w:r>
         <w:rPr>
-          <w:rFonts w:ascii="Arial" w:hAnsi="Arial" w:eastAsia="Arial"/>
+          <w:rFonts w:ascii="Arial" w:eastAsia="Arial" w:hAnsi="Arial"/>
           <w:sz w:val="18"/>
           <w:szCs w:val="18"/>
           <w:highlight w:val="lightGray"/>
@@ -104,7 +105,7 @@
       </w:r>
       <w:r>
         <w:rPr>
-          <w:rFonts w:ascii="Arial" w:hAnsi="Arial" w:eastAsia="Arial"/>
+          <w:rFonts w:ascii="Arial" w:eastAsia="Arial" w:hAnsi="Arial"/>
           <w:sz w:val="18"/>
           <w:highlight w:val="lightGray"/>
         </w:rPr>
@@ -112,7 +113,7 @@
       </w:r>
       <w:r>
         <w:rPr>
-          <w:rFonts w:ascii="Arial" w:hAnsi="Arial" w:eastAsia="Arial"/>
+          <w:rFonts w:ascii="Arial" w:eastAsia="Arial" w:hAnsi="Arial"/>
           <w:sz w:val="18"/>
           <w:szCs w:val="18"/>
           <w:highlight w:val="lightGray"/>
@@ -121,7 +122,7 @@
       </w:r>
       <w:r>
         <w:rPr>
-          <w:rFonts w:ascii="Arial" w:hAnsi="Arial" w:eastAsia="Arial"/>
+          <w:rFonts w:ascii="Arial" w:eastAsia="Arial" w:hAnsi="Arial"/>
           <w:sz w:val="18"/>
           <w:szCs w:val="18"/>
           <w:highlight w:val="lightGray"/>
@@ -130,7 +131,7 @@
       </w:r>
       <w:r>
         <w:rPr>
-          <w:rFonts w:ascii="Arial" w:hAnsi="Arial" w:eastAsia="Arial"/>
+          <w:rFonts w:ascii="Arial" w:eastAsia="Arial" w:hAnsi="Arial"/>
           <w:b/>
           <w:sz w:val="18"/>
           <w:highlight w:val="lightGray"/>
@@ -139,22 +140,22 @@
       </w:r>
       <w:r>
         <w:rPr>
-          <w:rFonts w:ascii="Arial" w:hAnsi="Arial" w:eastAsia="Arial"/>
+          <w:rFonts w:ascii="Arial" w:eastAsia="Arial" w:hAnsi="Arial"/>
           <w:sz w:val="18"/>
           <w:highlight w:val="lightGray"/>
         </w:rPr>
         <w:t>[4/3/2024]</w:t>
       </w:r>
-      <w:r>
-        <w:rPr>
-          <w:rFonts w:ascii="Arial" w:hAnsi="Arial" w:eastAsia="Arial"/>
-          <w:sz w:val="18"/>
-        </w:rPr>
-        <w:br/>
-      </w:r>
-      <w:r>
-        <w:rPr>
-          <w:rFonts w:ascii="Arial" w:hAnsi="Arial" w:eastAsia="Arial"/>
+    </w:p>
+    <w:p>
+      <w:pPr>
+        <w:rPr>
+          <w:rFonts w:ascii="Roboto Mono" w:hAnsi="Roboto Mono"/>
+        </w:rPr>
+      </w:pPr>
+      <w:r>
+        <w:rPr>
+          <w:rFonts w:ascii="Arial" w:eastAsia="Arial" w:hAnsi="Arial"/>
         </w:rPr>
         <w:t>"When you want to clean your laptop screen, put a small amount of glass cleaner on a soft cloth. Then use the soft cloth to gently wipe the screen from a safe distance.</w:t>
       </w:r>
@@ -235,7 +236,6 @@
         </w:rPr>
         <w:t xml:space="preserve"> [</w:t>
       </w:r>
-      <w:proofErr w:type="spellStart"/>
       <w:r>
         <w:rPr>
           <w:rFonts w:ascii="Arial" w:eastAsia="Arial" w:hAnsi="Arial" w:cs="Arial"/>
@@ -243,9 +243,8 @@
           <w:sz w:val="18"/>
           <w:highlight w:val="lightGray"/>
         </w:rPr>
-        <w:t>Chatgpt</w:t>
-      </w:r>
-      <w:proofErr w:type="spellEnd"/>
+        <w:t>ChatGPT</w:t>
+      </w:r>
       <w:r>
         <w:rPr>
           <w:rFonts w:ascii="Arial" w:eastAsia="Arial" w:hAnsi="Arial" w:cs="Arial"/>
@@ -253,12 +252,32 @@
           <w:sz w:val="18"/>
           <w:highlight w:val="lightGray"/>
         </w:rPr>
-        <w:t xml:space="preserve"> (GPT-4-turbo)]</w:t>
-      </w:r>
-      <w:r>
-        <w:rPr>
-          <w:rFonts w:ascii="Arial" w:hAnsi="Arial" w:eastAsia="Arial"/>
+        <w:t>]</w:t>
+      </w:r>
+      <w:r>
+        <w:rPr>
+          <w:rFonts w:ascii="Arial" w:eastAsia="Arial" w:hAnsi="Arial" w:cs="Arial"/>
+          <w:color w:val="000000"/>
+          <w:sz w:val="18"/>
+          <w:highlight w:val="lightGray"/>
+        </w:rPr>
+        <w:t xml:space="preserve"> </w:t>
+      </w:r>
+      <w:r>
+        <w:rPr>
+          <w:rFonts w:ascii="Arial" w:eastAsia="Arial" w:hAnsi="Arial" w:cs="Arial"/>
           <w:b/>
+          <w:bCs/>
+          <w:color w:val="000000"/>
+          <w:sz w:val="18"/>
+          <w:highlight w:val="lightGray"/>
+        </w:rPr>
+        <w:t>on</w:t>
+      </w:r>
+      <w:r>
+        <w:rPr>
+          <w:rFonts w:ascii="Arial" w:eastAsia="Arial" w:hAnsi="Arial"/>
+          <w:b/>
           <w:color w:val="000000"/>
           <w:sz w:val="18"/>
           <w:highlight w:val="lightGray"/>
@@ -267,7 +286,7 @@
       </w:r>
       <w:r>
         <w:rPr>
-          <w:rFonts w:ascii="Arial" w:hAnsi="Arial" w:eastAsia="Arial"/>
+          <w:rFonts w:ascii="Arial" w:eastAsia="Arial" w:hAnsi="Arial"/>
           <w:color w:val="000000"/>
           <w:sz w:val="18"/>
           <w:highlight w:val="lightGray"/>
@@ -386,32 +405,23 @@
           <w:sz w:val="18"/>
           <w:highlight w:val="lightGray"/>
         </w:rPr>
-        <w:t xml:space="preserve"> [</w:t>
-      </w:r>
-      <w:proofErr w:type="spellStart"/>
+        <w:t xml:space="preserve"> [ChatGPT] </w:t>
+      </w:r>
       <w:r>
         <w:rPr>
           <w:rFonts w:ascii="Arial" w:eastAsia="Arial" w:hAnsi="Arial" w:cs="Arial"/>
-          <w:color w:val="000000"/>
-          <w:sz w:val="18"/>
-          <w:highlight w:val="lightGray"/>
-        </w:rPr>
-        <w:t>Chatgpt</w:t>
-      </w:r>
-      <w:proofErr w:type="spellEnd"/>
-      <w:r>
-        <w:rPr>
-          <w:rFonts w:ascii="Arial" w:eastAsia="Arial" w:hAnsi="Arial" w:cs="Arial"/>
-          <w:color w:val="000000"/>
-          <w:sz w:val="18"/>
-          <w:highlight w:val="lightGray"/>
-        </w:rPr>
-        <w:t xml:space="preserve"> (GPT-4-turbo)]</w:t>
-      </w:r>
-      <w:r>
-        <w:rPr>
-          <w:rFonts w:ascii="Arial" w:hAnsi="Arial" w:eastAsia="Arial"/>
           <w:b/>
+          <w:bCs/>
+          <w:color w:val="000000"/>
+          <w:sz w:val="18"/>
+          <w:highlight w:val="lightGray"/>
+        </w:rPr>
+        <w:t>on</w:t>
+      </w:r>
+      <w:r>
+        <w:rPr>
+          <w:rFonts w:ascii="Arial" w:eastAsia="Arial" w:hAnsi="Arial"/>
+          <w:b/>
           <w:color w:val="000000"/>
           <w:sz w:val="18"/>
           <w:highlight w:val="lightGray"/>
@@ -420,7 +430,7 @@
       </w:r>
       <w:r>
         <w:rPr>
-          <w:rFonts w:ascii="Arial" w:hAnsi="Arial" w:eastAsia="Arial"/>
+          <w:rFonts w:ascii="Arial" w:eastAsia="Arial" w:hAnsi="Arial"/>
           <w:color w:val="000000"/>
           <w:sz w:val="18"/>
           <w:highlight w:val="lightGray"/>
